--- a/pourqui.docx
+++ b/pourqui.docx
@@ -55,8 +55,8 @@
         <w:tblLook w:val="04A0" w:firstRow="1" w:lastRow="0" w:firstColumn="1" w:lastColumn="0" w:noHBand="0" w:noVBand="1"/>
       </w:tblPr>
       <w:tblGrid>
-        <w:gridCol w:w="3905"/>
-        <w:gridCol w:w="2833"/>
+        <w:gridCol w:w="4109"/>
+        <w:gridCol w:w="2629"/>
         <w:gridCol w:w="3752"/>
       </w:tblGrid>
       <w:tr>
@@ -168,21 +168,7 @@
                 <w:sz w:val="24"/>
                 <w:szCs w:val="24"/>
               </w:rPr>
-              <w:t xml:space="preserve">Personnel </w:t>
-            </w:r>
-            <w:r>
-              <w:rPr>
-                <w:sz w:val="24"/>
-                <w:szCs w:val="24"/>
-              </w:rPr>
-              <w:t>non-électricien</w:t>
-            </w:r>
-            <w:r>
-              <w:rPr>
-                <w:sz w:val="24"/>
-                <w:szCs w:val="24"/>
-              </w:rPr>
-              <w:t xml:space="preserve"> (agent, peintre, maçon, plombier…)</w:t>
+              <w:t>Personnel non-électricien (agent, peintre, maçon, plombier…)</w:t>
             </w:r>
           </w:p>
         </w:tc>
@@ -264,7 +250,21 @@
                 <w:sz w:val="24"/>
                 <w:szCs w:val="24"/>
               </w:rPr>
-              <w:t>Manœuvre, agent de nettoyage industriel</w:t>
+              <w:t>Chef de projet</w:t>
+            </w:r>
+            <w:r>
+              <w:rPr>
+                <w:sz w:val="24"/>
+                <w:szCs w:val="24"/>
+              </w:rPr>
+              <w:t>, agent de nettoyage industriel</w:t>
+            </w:r>
+            <w:r>
+              <w:rPr>
+                <w:sz w:val="24"/>
+                <w:szCs w:val="24"/>
+              </w:rPr>
+              <w:t>, surveillant de sécurité électrique</w:t>
             </w:r>
           </w:p>
         </w:tc>
@@ -795,6 +795,13 @@
               </w:rPr>
               <w:t>Automaticien / électromécanicien</w:t>
             </w:r>
+            <w:r>
+              <w:rPr>
+                <w:sz w:val="24"/>
+                <w:szCs w:val="24"/>
+              </w:rPr>
+              <w:t xml:space="preserve"> / technicien lumière / chauffagiste / frigoriste</w:t>
+            </w:r>
           </w:p>
         </w:tc>
         <w:tc>
@@ -868,6 +875,34 @@
               </w:rPr>
               <w:t>Informaticien / réseau / télécom</w:t>
             </w:r>
+            <w:r>
+              <w:rPr>
+                <w:sz w:val="24"/>
+                <w:szCs w:val="24"/>
+              </w:rPr>
+              <w:t xml:space="preserve"> </w:t>
+            </w:r>
+            <w:r>
+              <w:rPr>
+                <w:sz w:val="24"/>
+                <w:szCs w:val="24"/>
+              </w:rPr>
+              <w:t>/</w:t>
+            </w:r>
+            <w:r>
+              <w:rPr>
+                <w:sz w:val="24"/>
+                <w:szCs w:val="24"/>
+              </w:rPr>
+              <w:t xml:space="preserve"> </w:t>
+            </w:r>
+            <w:r>
+              <w:rPr>
+                <w:sz w:val="24"/>
+                <w:szCs w:val="24"/>
+              </w:rPr>
+              <w:t>plombier</w:t>
+            </w:r>
           </w:p>
         </w:tc>
         <w:tc>
@@ -939,7 +974,21 @@
                 <w:sz w:val="24"/>
                 <w:szCs w:val="24"/>
               </w:rPr>
-              <w:t>Chauffagiste / frigoriste</w:t>
+              <w:t>Plombier</w:t>
+            </w:r>
+            <w:r>
+              <w:rPr>
+                <w:sz w:val="24"/>
+                <w:szCs w:val="24"/>
+              </w:rPr>
+              <w:t xml:space="preserve"> / </w:t>
+            </w:r>
+            <w:r>
+              <w:rPr>
+                <w:sz w:val="24"/>
+                <w:szCs w:val="24"/>
+              </w:rPr>
+              <w:t>services généraux</w:t>
             </w:r>
           </w:p>
         </w:tc>
@@ -1752,6 +1801,7 @@
   <w:style w:type="character" w:default="1" w:styleId="Policepardfaut">
     <w:name w:val="Default Paragraph Font"/>
     <w:uiPriority w:val="1"/>
+    <w:semiHidden/>
     <w:unhideWhenUsed/>
   </w:style>
   <w:style w:type="table" w:default="1" w:styleId="TableauNormal">
